--- a/docs/07-paper/PAPER.docx
+++ b/docs/07-paper/PAPER.docx
@@ -223,7 +223,7 @@
     </w:p>
     <w:p>
       <w:r>
-        <w:t>stated as such (§IV-D).</w:t>
+        <w:t>stated as such (§IV-F).</w:t>
       </w:r>
     </w:p>
     <w:p>
@@ -273,8 +273,19 @@
     </w:p>
     <w:p>
       <w:r>
-        <w:t xml:space="preserve">The case reported here is of a kind their taxonomy anticipates but which is harder to detect than the textbook forms: the offending field is </w:t>
+        <w:t xml:space="preserve">The case reported here falls squarely in their category </w:t>
       </w:r>
+      <w:r>
+        <w:rPr>
+          <w:b/>
+        </w:rPr>
+        <w:t>[L2], "model uses features that are not legitimate"</w:t>
+      </w:r>
+      <w:r>
+        <w:t>, and specifically in the instance they name: "if a feature is a proxy for the outcome variable". What makes it harder to detect than the textbook forms of [L2] is that the offending field is</w:t>
+      </w:r>
+    </w:p>
+    <w:p>
       <w:r>
         <w:rPr>
           <w:b/>
@@ -282,7 +293,27 @@
         <w:t>documented as legitimate</w:t>
       </w:r>
       <w:r>
-        <w:t>, is available at prediction time under its documented meaning, and is economically meaningful — so it passes the checks a careful analyst would apply. It is caught only by noticing that the *shape* of its relationship with the outcome is not one any economic mechanism could produce.</w:t>
+        <w:t xml:space="preserve">, is available at prediction time under its documented meaning, and is economically meaningful — so it passes the checks a careful analyst would apply, and it passes their own model info sheet, which asks the researcher to argue why each feature is legitimate. </w:t>
+      </w:r>
+      <w:r>
+        <w:rPr>
+          <w:rFonts w:ascii="Consolas" w:hAnsi="Consolas"/>
+          <w:sz w:val="19"/>
+        </w:rPr>
+        <w:t>Term</w:t>
+      </w:r>
+      <w:r>
+        <w:t xml:space="preserve"> can be argued legitimate, correctly, from the codebook. It is caught only by noticing that the</w:t>
+      </w:r>
+    </w:p>
+    <w:p>
+      <w:r>
+        <w:t>*shape* of its relationship with the outcome is not one any economic mechanism could produce.</w:t>
+      </w:r>
+    </w:p>
+    <w:p>
+      <w:r>
+        <w:t>This is the respect in which the case extends rather than merely instantiates their taxonomy. Their remedy is to have the researcher justify each feature; here that justification is available and sound, and the leakage is still present.</w:t>
       </w:r>
     </w:p>
     <w:p>
@@ -308,6 +339,46 @@
       </w:r>
       <w:r>
         <w:t xml:space="preserve"> as "loan term in months" — that is, the contractual term agreed at origination, which is legitimately available at appraisal time and would properly be used.</w:t>
+      </w:r>
+    </w:p>
+    <w:p>
+      <w:r>
+        <w:t xml:space="preserve">The same paper derives a feature from </w:t>
+      </w:r>
+      <w:r>
+        <w:rPr>
+          <w:rFonts w:ascii="Consolas" w:hAnsi="Consolas"/>
+          <w:sz w:val="19"/>
+        </w:rPr>
+        <w:t>Term</w:t>
+      </w:r>
+      <w:r>
+        <w:t xml:space="preserve">: a dummy </w:t>
+      </w:r>
+      <w:r>
+        <w:rPr>
+          <w:rFonts w:ascii="Consolas" w:hAnsi="Consolas"/>
+          <w:sz w:val="19"/>
+        </w:rPr>
+        <w:t>RealEstate</w:t>
+      </w:r>
+      <w:r>
+        <w:t xml:space="preserve">, set to 1 where </w:t>
+      </w:r>
+      <w:r>
+        <w:rPr>
+          <w:rFonts w:ascii="Consolas" w:hAnsi="Consolas"/>
+          <w:sz w:val="19"/>
+        </w:rPr>
+        <w:t>Term</w:t>
+      </w:r>
+      <w:r>
+        <w:t xml:space="preserve"> ≥ 240 months on the reasoning that only real-estate-backed lending runs twenty years or more, with reported default rates of 1.64% against 21.16%. Our 1990–2010 cohort reproduces this at 1.45% against 20.69%. Right-censoring is the obvious explanation and is not the answer — 87.6% of these facilities are censored, but the matured subset defaults *lower*, at 0.56%. Roundness accounts for more: the group is 95.96% round-termed against 69.27% for the rest, and stratifying splits the 20.40-point gap into 2.51 points among round terms and 50.32 points among irregular ones. Among facilities under 240 months, round terms default at 2.58% and irregular ones at 62.39%.</w:t>
+      </w:r>
+    </w:p>
+    <w:p>
+      <w:r>
+        <w:t>We draw no criticism of that paper from this. It documents a teaching dataset and derives a feature on sound economic reasoning. The observation is that a field carrying outcome information contaminates what is built from it, up to and including the dataset's own documentation, and that nothing in the published description of either would allow a reader to detect it.</w:t>
       </w:r>
     </w:p>
     <w:p>
@@ -1737,7 +1808,730 @@
         <w:pStyle w:val="Heading3"/>
       </w:pPr>
       <w:r>
-        <w:t>D. The mechanism is not established</w:t>
+        <w:t>D. Twelve is not an arbitrary choice</w:t>
+      </w:r>
+    </w:p>
+    <w:p>
+      <w:r>
+        <w:t>If any modulus discriminated comparably, the pattern would not be about round contractual terms. Twenty moduli were tested on the 651,501 matured facilities with a positive term. Because the strata overlap — every multiple of twelve is also a multiple of six, four, three and two — discrimination is reported both raw and residually, the latter computed within the multiples of twelve and within the non-multiples separately.</w:t>
+      </w:r>
+    </w:p>
+    <w:tbl>
+      <w:tblPr>
+        <w:tblStyle w:val="LightGrid-Accent1"/>
+        <w:tblW w:type="auto" w:w="0"/>
+        <w:tblLook w:firstColumn="1" w:firstRow="1" w:lastColumn="0" w:lastRow="0" w:noHBand="0" w:noVBand="1" w:val="04A0"/>
+      </w:tblPr>
+      <w:tblGrid>
+        <w:gridCol w:w="1728"/>
+        <w:gridCol w:w="1728"/>
+        <w:gridCol w:w="1728"/>
+        <w:gridCol w:w="1728"/>
+        <w:gridCol w:w="1728"/>
+      </w:tblGrid>
+      <w:tr>
+        <w:tc>
+          <w:tcPr>
+            <w:tcW w:type="dxa" w:w="1728"/>
+          </w:tcPr>
+          <w:p>
+            <w:r>
+              <w:rPr>
+                <w:b/>
+                <w:sz w:val="18"/>
+              </w:rPr>
+              <w:t>Modulus</w:t>
+            </w:r>
+          </w:p>
+        </w:tc>
+        <w:tc>
+          <w:tcPr>
+            <w:tcW w:type="dxa" w:w="1728"/>
+          </w:tcPr>
+          <w:p>
+            <w:r>
+              <w:rPr>
+                <w:b/>
+                <w:sz w:val="18"/>
+              </w:rPr>
+              <w:t>Raw AUC</w:t>
+            </w:r>
+          </w:p>
+        </w:tc>
+        <w:tc>
+          <w:tcPr>
+            <w:tcW w:type="dxa" w:w="1728"/>
+          </w:tcPr>
+          <w:p>
+            <w:r>
+              <w:rPr>
+                <w:b/>
+                <w:sz w:val="18"/>
+              </w:rPr>
+            </w:r>
+          </w:p>
+        </w:tc>
+        <w:tc>
+          <w:tcPr>
+            <w:tcW w:type="dxa" w:w="1728"/>
+          </w:tcPr>
+          <w:p>
+            <w:r>
+              <w:rPr>
+                <w:b/>
+                <w:sz w:val="18"/>
+              </w:rPr>
+              <w:t>Modulus</w:t>
+            </w:r>
+          </w:p>
+        </w:tc>
+        <w:tc>
+          <w:tcPr>
+            <w:tcW w:type="dxa" w:w="1728"/>
+          </w:tcPr>
+          <w:p>
+            <w:r>
+              <w:rPr>
+                <w:b/>
+                <w:sz w:val="18"/>
+              </w:rPr>
+              <w:t>Raw AUC</w:t>
+            </w:r>
+          </w:p>
+        </w:tc>
+      </w:tr>
+      <w:tr>
+        <w:tc>
+          <w:tcPr>
+            <w:tcW w:type="dxa" w:w="1728"/>
+          </w:tcPr>
+          <w:p>
+            <w:r>
+              <w:rPr>
+                <w:sz w:val="18"/>
+              </w:rPr>
+              <w:t>12</w:t>
+            </w:r>
+          </w:p>
+        </w:tc>
+        <w:tc>
+          <w:tcPr>
+            <w:tcW w:type="dxa" w:w="1728"/>
+          </w:tcPr>
+          <w:p>
+            <w:r>
+              <w:rPr>
+                <w:sz w:val="18"/>
+              </w:rPr>
+              <w:t>0.8859</w:t>
+            </w:r>
+          </w:p>
+        </w:tc>
+        <w:tc>
+          <w:tcPr>
+            <w:tcW w:type="dxa" w:w="1728"/>
+          </w:tcPr>
+          <w:p>
+            <w:r>
+              <w:rPr>
+                <w:sz w:val="18"/>
+              </w:rPr>
+            </w:r>
+          </w:p>
+        </w:tc>
+        <w:tc>
+          <w:tcPr>
+            <w:tcW w:type="dxa" w:w="1728"/>
+          </w:tcPr>
+          <w:p>
+            <w:r>
+              <w:rPr>
+                <w:sz w:val="18"/>
+              </w:rPr>
+              <w:t>7</w:t>
+            </w:r>
+          </w:p>
+        </w:tc>
+        <w:tc>
+          <w:tcPr>
+            <w:tcW w:type="dxa" w:w="1728"/>
+          </w:tcPr>
+          <w:p>
+            <w:r>
+              <w:rPr>
+                <w:sz w:val="18"/>
+              </w:rPr>
+              <w:t>0.6291</w:t>
+            </w:r>
+          </w:p>
+        </w:tc>
+      </w:tr>
+      <w:tr>
+        <w:tc>
+          <w:tcPr>
+            <w:tcW w:type="dxa" w:w="1728"/>
+          </w:tcPr>
+          <w:p>
+            <w:r>
+              <w:rPr>
+                <w:sz w:val="18"/>
+              </w:rPr>
+              <w:t>6</w:t>
+            </w:r>
+          </w:p>
+        </w:tc>
+        <w:tc>
+          <w:tcPr>
+            <w:tcW w:type="dxa" w:w="1728"/>
+          </w:tcPr>
+          <w:p>
+            <w:r>
+              <w:rPr>
+                <w:sz w:val="18"/>
+              </w:rPr>
+              <w:t>0.8600</w:t>
+            </w:r>
+          </w:p>
+        </w:tc>
+        <w:tc>
+          <w:tcPr>
+            <w:tcW w:type="dxa" w:w="1728"/>
+          </w:tcPr>
+          <w:p>
+            <w:r>
+              <w:rPr>
+                <w:sz w:val="18"/>
+              </w:rPr>
+            </w:r>
+          </w:p>
+        </w:tc>
+        <w:tc>
+          <w:tcPr>
+            <w:tcW w:type="dxa" w:w="1728"/>
+          </w:tcPr>
+          <w:p>
+            <w:r>
+              <w:rPr>
+                <w:sz w:val="18"/>
+              </w:rPr>
+              <w:t>5</w:t>
+            </w:r>
+          </w:p>
+        </w:tc>
+        <w:tc>
+          <w:tcPr>
+            <w:tcW w:type="dxa" w:w="1728"/>
+          </w:tcPr>
+          <w:p>
+            <w:r>
+              <w:rPr>
+                <w:sz w:val="18"/>
+              </w:rPr>
+              <w:t>0.5856</w:t>
+            </w:r>
+          </w:p>
+        </w:tc>
+      </w:tr>
+      <w:tr>
+        <w:tc>
+          <w:tcPr>
+            <w:tcW w:type="dxa" w:w="1728"/>
+          </w:tcPr>
+          <w:p>
+            <w:r>
+              <w:rPr>
+                <w:sz w:val="18"/>
+              </w:rPr>
+              <w:t>4</w:t>
+            </w:r>
+          </w:p>
+        </w:tc>
+        <w:tc>
+          <w:tcPr>
+            <w:tcW w:type="dxa" w:w="1728"/>
+          </w:tcPr>
+          <w:p>
+            <w:r>
+              <w:rPr>
+                <w:sz w:val="18"/>
+              </w:rPr>
+              <w:t>0.8109</w:t>
+            </w:r>
+          </w:p>
+        </w:tc>
+        <w:tc>
+          <w:tcPr>
+            <w:tcW w:type="dxa" w:w="1728"/>
+          </w:tcPr>
+          <w:p>
+            <w:r>
+              <w:rPr>
+                <w:sz w:val="18"/>
+              </w:rPr>
+            </w:r>
+          </w:p>
+        </w:tc>
+        <w:tc>
+          <w:tcPr>
+            <w:tcW w:type="dxa" w:w="1728"/>
+          </w:tcPr>
+          <w:p>
+            <w:r>
+              <w:rPr>
+                <w:sz w:val="18"/>
+              </w:rPr>
+              <w:t>13</w:t>
+            </w:r>
+          </w:p>
+        </w:tc>
+        <w:tc>
+          <w:tcPr>
+            <w:tcW w:type="dxa" w:w="1728"/>
+          </w:tcPr>
+          <w:p>
+            <w:r>
+              <w:rPr>
+                <w:sz w:val="18"/>
+              </w:rPr>
+              <w:t>0.4699</w:t>
+            </w:r>
+          </w:p>
+        </w:tc>
+      </w:tr>
+      <w:tr>
+        <w:tc>
+          <w:tcPr>
+            <w:tcW w:type="dxa" w:w="1728"/>
+          </w:tcPr>
+          <w:p>
+            <w:r>
+              <w:rPr>
+                <w:sz w:val="18"/>
+              </w:rPr>
+              <w:t>3</w:t>
+            </w:r>
+          </w:p>
+        </w:tc>
+        <w:tc>
+          <w:tcPr>
+            <w:tcW w:type="dxa" w:w="1728"/>
+          </w:tcPr>
+          <w:p>
+            <w:r>
+              <w:rPr>
+                <w:sz w:val="18"/>
+              </w:rPr>
+              <w:t>0.7934</w:t>
+            </w:r>
+          </w:p>
+        </w:tc>
+        <w:tc>
+          <w:tcPr>
+            <w:tcW w:type="dxa" w:w="1728"/>
+          </w:tcPr>
+          <w:p>
+            <w:r>
+              <w:rPr>
+                <w:sz w:val="18"/>
+              </w:rPr>
+            </w:r>
+          </w:p>
+        </w:tc>
+        <w:tc>
+          <w:tcPr>
+            <w:tcW w:type="dxa" w:w="1728"/>
+          </w:tcPr>
+          <w:p>
+            <w:r>
+              <w:rPr>
+                <w:sz w:val="18"/>
+              </w:rPr>
+              <w:t>11</w:t>
+            </w:r>
+          </w:p>
+        </w:tc>
+        <w:tc>
+          <w:tcPr>
+            <w:tcW w:type="dxa" w:w="1728"/>
+          </w:tcPr>
+          <w:p>
+            <w:r>
+              <w:rPr>
+                <w:sz w:val="18"/>
+              </w:rPr>
+              <w:t>0.4660</w:t>
+            </w:r>
+          </w:p>
+        </w:tc>
+      </w:tr>
+      <w:tr>
+        <w:tc>
+          <w:tcPr>
+            <w:tcW w:type="dxa" w:w="1728"/>
+          </w:tcPr>
+          <w:p>
+            <w:r>
+              <w:rPr>
+                <w:sz w:val="18"/>
+              </w:rPr>
+              <w:t>2</w:t>
+            </w:r>
+          </w:p>
+        </w:tc>
+        <w:tc>
+          <w:tcPr>
+            <w:tcW w:type="dxa" w:w="1728"/>
+          </w:tcPr>
+          <w:p>
+            <w:r>
+              <w:rPr>
+                <w:sz w:val="18"/>
+              </w:rPr>
+              <w:t>0.7125</w:t>
+            </w:r>
+          </w:p>
+        </w:tc>
+        <w:tc>
+          <w:tcPr>
+            <w:tcW w:type="dxa" w:w="1728"/>
+          </w:tcPr>
+          <w:p>
+            <w:r>
+              <w:rPr>
+                <w:sz w:val="18"/>
+              </w:rPr>
+            </w:r>
+          </w:p>
+        </w:tc>
+        <w:tc>
+          <w:tcPr>
+            <w:tcW w:type="dxa" w:w="1728"/>
+          </w:tcPr>
+          <w:p>
+            <w:r>
+              <w:rPr>
+                <w:sz w:val="18"/>
+              </w:rPr>
+            </w:r>
+          </w:p>
+        </w:tc>
+        <w:tc>
+          <w:tcPr>
+            <w:tcW w:type="dxa" w:w="1728"/>
+          </w:tcPr>
+          <w:p>
+            <w:r>
+              <w:rPr>
+                <w:sz w:val="18"/>
+              </w:rPr>
+            </w:r>
+          </w:p>
+        </w:tc>
+      </w:tr>
+    </w:tbl>
+    <w:p/>
+    <w:p>
+      <w:r>
+        <w:t>Twelve leads, and its divisors decline in the order 12 &gt; 6 &gt; 4 &gt; 3 &gt; 2 — the dilution pattern expected when multiples of twelve are the carrier and each coarser modulus admits more non-annual terms. Moduli that do not divide twelve behave differently: eleven and thirteen sit at or below chance.</w:t>
+      </w:r>
+    </w:p>
+    <w:p>
+      <w:r>
+        <w:t>One qualification. Within facilities that are *not* multiples of twelve, "multiple of three" still reaches 0.5888 and "multiple of six" 0.5684, so some signal attaches to quarter- and half-year terms independently. The pattern is roundness on a calendar grid rather than strictly annual roundness — which is the more natural reading of a contractual convention, and does not affect the argument that the field carries outcome information.</w:t>
+      </w:r>
+    </w:p>
+    <w:p>
+      <w:pPr>
+        <w:pStyle w:val="Heading3"/>
+      </w:pPr>
+      <w:r>
+        <w:t>E. The artefact is in the SBA's own records, not in the derivative</w:t>
+      </w:r>
+    </w:p>
+    <w:p>
+      <w:r>
+        <w:t>One candidate explanation would make this finding uninteresting: that the artefact was introduced when the widely used derivative file was assembled. It can be excluded.</w:t>
+      </w:r>
+    </w:p>
+    <w:p>
+      <w:r>
+        <w:t xml:space="preserve">The SBA publishes loan-level FOIA extracts of the same programme, refreshed quarterly. Using the release current to 30 June 2026, across </w:t>
+      </w:r>
+      <w:r>
+        <w:rPr>
+          <w:b/>
+        </w:rPr>
+        <w:t>603,665 resolved 7(a) facilities approved FY2000–FY2009</w:t>
+      </w:r>
+      <w:r>
+        <w:t>:</w:t>
+      </w:r>
+    </w:p>
+    <w:tbl>
+      <w:tblPr>
+        <w:tblStyle w:val="LightGrid-Accent1"/>
+        <w:tblW w:type="auto" w:w="0"/>
+        <w:tblLook w:firstColumn="1" w:firstRow="1" w:lastColumn="0" w:lastRow="0" w:noHBand="0" w:noVBand="1" w:val="04A0"/>
+      </w:tblPr>
+      <w:tblGrid>
+        <w:gridCol w:w="2880"/>
+        <w:gridCol w:w="2880"/>
+        <w:gridCol w:w="2880"/>
+      </w:tblGrid>
+      <w:tr>
+        <w:tc>
+          <w:tcPr>
+            <w:tcW w:type="dxa" w:w="2880"/>
+          </w:tcPr>
+          <w:p>
+            <w:r>
+              <w:rPr>
+                <w:b/>
+                <w:sz w:val="18"/>
+              </w:rPr>
+            </w:r>
+          </w:p>
+        </w:tc>
+        <w:tc>
+          <w:tcPr>
+            <w:tcW w:type="dxa" w:w="2880"/>
+          </w:tcPr>
+          <w:p>
+            <w:r>
+              <w:rPr>
+                <w:b/>
+                <w:sz w:val="18"/>
+              </w:rPr>
+              <w:t>SBA FOIA 7(a)</w:t>
+            </w:r>
+          </w:p>
+        </w:tc>
+        <w:tc>
+          <w:tcPr>
+            <w:tcW w:type="dxa" w:w="2880"/>
+          </w:tcPr>
+          <w:p>
+            <w:r>
+              <w:rPr>
+                <w:b/>
+                <w:sz w:val="18"/>
+              </w:rPr>
+              <w:t>Derivative file</w:t>
+            </w:r>
+          </w:p>
+        </w:tc>
+      </w:tr>
+      <w:tr>
+        <w:tc>
+          <w:tcPr>
+            <w:tcW w:type="dxa" w:w="2880"/>
+          </w:tcPr>
+          <w:p>
+            <w:r>
+              <w:rPr>
+                <w:sz w:val="18"/>
+              </w:rPr>
+              <w:t>Repaid, term a multiple of twelve</w:t>
+            </w:r>
+          </w:p>
+        </w:tc>
+        <w:tc>
+          <w:tcPr>
+            <w:tcW w:type="dxa" w:w="2880"/>
+          </w:tcPr>
+          <w:p>
+            <w:r>
+              <w:rPr>
+                <w:sz w:val="18"/>
+              </w:rPr>
+              <w:t>82.02%</w:t>
+            </w:r>
+          </w:p>
+        </w:tc>
+        <w:tc>
+          <w:tcPr>
+            <w:tcW w:type="dxa" w:w="2880"/>
+          </w:tcPr>
+          <w:p>
+            <w:r>
+              <w:rPr>
+                <w:sz w:val="18"/>
+              </w:rPr>
+              <w:t>86.4%</w:t>
+            </w:r>
+          </w:p>
+        </w:tc>
+      </w:tr>
+      <w:tr>
+        <w:tc>
+          <w:tcPr>
+            <w:tcW w:type="dxa" w:w="2880"/>
+          </w:tcPr>
+          <w:p>
+            <w:r>
+              <w:rPr>
+                <w:sz w:val="18"/>
+              </w:rPr>
+              <w:t>Charged off, multiple of twelve</w:t>
+            </w:r>
+          </w:p>
+        </w:tc>
+        <w:tc>
+          <w:tcPr>
+            <w:tcW w:type="dxa" w:w="2880"/>
+          </w:tcPr>
+          <w:p>
+            <w:r>
+              <w:rPr>
+                <w:sz w:val="18"/>
+              </w:rPr>
+              <w:t>8.46%</w:t>
+            </w:r>
+          </w:p>
+        </w:tc>
+        <w:tc>
+          <w:tcPr>
+            <w:tcW w:type="dxa" w:w="2880"/>
+          </w:tcPr>
+          <w:p>
+            <w:r>
+              <w:rPr>
+                <w:sz w:val="18"/>
+              </w:rPr>
+              <w:t>8.5%</w:t>
+            </w:r>
+          </w:p>
+        </w:tc>
+      </w:tr>
+      <w:tr>
+        <w:tc>
+          <w:tcPr>
+            <w:tcW w:type="dxa" w:w="2880"/>
+          </w:tcPr>
+          <w:p>
+            <w:r>
+              <w:rPr>
+                <w:sz w:val="18"/>
+              </w:rPr>
+              <w:t>AUC of the roundness boolean</w:t>
+            </w:r>
+          </w:p>
+        </w:tc>
+        <w:tc>
+          <w:tcPr>
+            <w:tcW w:type="dxa" w:w="2880"/>
+          </w:tcPr>
+          <w:p>
+            <w:r>
+              <w:rPr>
+                <w:sz w:val="18"/>
+              </w:rPr>
+              <w:t>0.8678</w:t>
+            </w:r>
+          </w:p>
+        </w:tc>
+        <w:tc>
+          <w:tcPr>
+            <w:tcW w:type="dxa" w:w="2880"/>
+          </w:tcPr>
+          <w:p>
+            <w:r>
+              <w:rPr>
+                <w:sz w:val="18"/>
+              </w:rPr>
+              <w:t>0.8894</w:t>
+            </w:r>
+          </w:p>
+        </w:tc>
+      </w:tr>
+    </w:tbl>
+    <w:p/>
+    <w:p>
+      <w:r>
+        <w:t xml:space="preserve">The pattern holds in every approval year, from 0.8562 to 0.8808. </w:t>
+      </w:r>
+      <w:r>
+        <w:rPr>
+          <w:b/>
+        </w:rPr>
+        <w:t>The artefact is present in the authoritative publication.</w:t>
+      </w:r>
+    </w:p>
+    <w:p>
+      <w:r>
+        <w:t xml:space="preserve">It is also current. The same release covers FY2010–FY2019, a decade outside the derivative's coverage and now largely resolved: across </w:t>
+      </w:r>
+      <w:r>
+        <w:rPr>
+          <w:b/>
+        </w:rPr>
+        <w:t>428,652 resolved facilities</w:t>
+      </w:r>
+      <w:r>
+        <w:t xml:space="preserve">, AUC </w:t>
+      </w:r>
+      <w:r>
+        <w:rPr>
+          <w:b/>
+        </w:rPr>
+        <w:t>0.8815</w:t>
+      </w:r>
+      <w:r>
+        <w:t>, with 86.44% of repaid facilities round-termed against 10.15% of charge-offs, and every year between 0.8587 and 0.8904.</w:t>
+      </w:r>
+    </w:p>
+    <w:p>
+      <w:r>
+        <w:rPr>
+          <w:b/>
+        </w:rPr>
+        <w:t>Across FY2000–FY2019 the two extracts cover 1,032,317 resolved facilities and twenty consecutive approval years, with the probe never leaving 0.8562–0.8904.</w:t>
+      </w:r>
+      <w:r>
+        <w:t xml:space="preserve"> This is not a defect confined to an ageing teaching dataset. It is a property of loan data the SBA published in June 2026, and it exposes anyone modelling on the current release.</w:t>
+      </w:r>
+    </w:p>
+    <w:p>
+      <w:r>
+        <w:t>We do not claim independent replication. The derivative is itself built from SBA FOIA releases, so these are the same loans at a different vintage. The comparison establishes where the artefact originates, not that it recurs in a second source.</w:t>
+      </w:r>
+    </w:p>
+    <w:p>
+      <w:r>
+        <w:t xml:space="preserve">The same release provides a control. The </w:t>
+      </w:r>
+      <w:r>
+        <w:rPr>
+          <w:b/>
+        </w:rPr>
+        <w:t>504 programme</w:t>
+      </w:r>
+      <w:r>
+        <w:t xml:space="preserve"> is a different facility type under the same agency, in the same extract, with terms fixed by programme design — 95.5% written at exactly 240 months. There the boolean reaches</w:t>
+      </w:r>
+    </w:p>
+    <w:p>
+      <w:r>
+        <w:rPr>
+          <w:b/>
+        </w:rPr>
+        <w:t>AUC 0.4997</w:t>
+      </w:r>
+      <w:r>
+        <w:t>, and charged-off facilities are marginally *more* round-termed (99.85%) than repaid ones (99.80%).</w:t>
+      </w:r>
+    </w:p>
+    <w:p>
+      <w:r>
+        <w:t>Where the term is set by the programme and does not vary, charged-off records keep their round terms. Where it is negotiated facility by facility, they overwhelmingly do not. This is consistent with a servicing or restructuring process that writes to the term field of 7(a) records, and inconsistent with any uniform agency-wide transformation. It narrows the mechanism without establishing it.</w:t>
+      </w:r>
+    </w:p>
+    <w:p>
+      <w:pPr>
+        <w:pStyle w:val="Heading3"/>
+      </w:pPr>
+      <w:r>
+        <w:t>F. The mechanism is still not fully established</w:t>
       </w:r>
     </w:p>
     <w:p>
@@ -2871,7 +3665,7 @@
     </w:p>
     <w:p>
       <w:r>
-        <w:t>We have not established the mechanism of the contamination (§IV-D), and we do not claim priority for the finding — our literature search was not exhaustive.</w:t>
+        <w:t>We have not fully established the mechanism of the contamination (§IV-F), and we do not claim priority for the finding — our literature search was not exhaustive.</w:t>
       </w:r>
     </w:p>
     <w:p>
@@ -2979,6 +3773,25 @@
       </w:r>
     </w:p>
     <w:p>
+      <w:pPr>
+        <w:pStyle w:val="ListNumber"/>
+      </w:pPr>
+      <w:r>
+        <w:rPr>
+          <w:b/>
+        </w:rPr>
+        <w:t>Do not assume the current release is clean.</w:t>
+      </w:r>
+      <w:r>
+        <w:t xml:space="preserve"> The artefact is present in</w:t>
+      </w:r>
+    </w:p>
+    <w:p>
+      <w:r>
+        <w:t>FOIA extracts published in 2026 and in every approval year from FY2000 to FY2019. Using fresher data is not a remedy.</w:t>
+      </w:r>
+    </w:p>
+    <w:p>
       <w:r>
         <w:t>These extend, for this dataset, the general remedies Kapoor and Narayanan [3] propose — principally that authors document leakage checks explicitly rather than leaving them implicit.</w:t>
       </w:r>
@@ -3009,7 +3822,108 @@
         <w:t>Term</w:t>
       </w:r>
       <w:r>
-        <w:t xml:space="preserve"> field in the SBA National dataset carries information about the outcome it is used to predict. Its roundness alone predicts default at AUC 0.889, within every approval year, despite carrying no economic meaning. Its inclusion inflates gradient-boosting temporal discrimination by 0.339 AUC. Published results on this dataset obtained from tree-based models with </w:t>
+        <w:t xml:space="preserve"> field in the SBA National dataset carries information about the outcome it is used to predict. Its roundness alone predicts default at AUC 0.889, within every approval year, despite carrying no economic meaning. Its inclusion inflates gradient-boosting temporal discrimination by 0.339 AUC.</w:t>
+      </w:r>
+    </w:p>
+    <w:p>
+      <w:pPr>
+        <w:pStyle w:val="Heading3"/>
+      </w:pPr>
+      <w:r>
+        <w:t>A. Published work in the affected region</w:t>
+      </w:r>
+    </w:p>
+    <w:p>
+      <w:r>
+        <w:t xml:space="preserve">We examined seven candidate studies against four criteria: use of the SBA National file, inclusion of </w:t>
+      </w:r>
+      <w:r>
+        <w:rPr>
+          <w:rFonts w:ascii="Consolas" w:hAnsi="Consolas"/>
+          <w:sz w:val="19"/>
+        </w:rPr>
+        <w:t>Term</w:t>
+      </w:r>
+      <w:r>
+        <w:t xml:space="preserve"> among the predictors, a model class able to split on exact values, and a reported result in the region the roundness probe alone can reach. Four were excluded on reading, as they use other datasets. Two could not be obtained.</w:t>
+      </w:r>
+    </w:p>
+    <w:p>
+      <w:r>
+        <w:t xml:space="preserve">One meets every criterion. Yussuph [5] uses the SBA National file — "27 columns and 899164 rows" — and ranks </w:t>
+      </w:r>
+      <w:r>
+        <w:rPr>
+          <w:rFonts w:ascii="Consolas" w:hAnsi="Consolas"/>
+          <w:sz w:val="19"/>
+        </w:rPr>
+        <w:t>Term</w:t>
+      </w:r>
+      <w:r>
+        <w:t xml:space="preserve"> the </w:t>
+      </w:r>
+      <w:r>
+        <w:rPr>
+          <w:b/>
+        </w:rPr>
+        <w:t>most important feature for both</w:t>
+      </w:r>
+      <w:r>
+        <w:t xml:space="preserve"> a random forest and an XGBoost model, reporting ROC-AUC of 0.961 and 0.97 respectively under a 70/15/15 random split.</w:t>
+      </w:r>
+    </w:p>
+    <w:p>
+      <w:r>
+        <w:t xml:space="preserve">Two qualifications are necessary. We did not reproduce that study's pipeline. And its description of preprocessing leaves a second leakage path open: it reports type-converting </w:t>
+      </w:r>
+      <w:r>
+        <w:rPr>
+          <w:rFonts w:ascii="Consolas" w:hAnsi="Consolas"/>
+          <w:sz w:val="19"/>
+        </w:rPr>
+        <w:t>ChgOffDate</w:t>
+      </w:r>
+      <w:r>
+        <w:t xml:space="preserve">, </w:t>
+      </w:r>
+      <w:r>
+        <w:rPr>
+          <w:rFonts w:ascii="Consolas" w:hAnsi="Consolas"/>
+          <w:sz w:val="19"/>
+        </w:rPr>
+        <w:t>Balance Gross</w:t>
+      </w:r>
+      <w:r>
+        <w:t xml:space="preserve"> and </w:t>
+      </w:r>
+      <w:r>
+        <w:rPr>
+          <w:rFonts w:ascii="Consolas" w:hAnsi="Consolas"/>
+          <w:sz w:val="19"/>
+        </w:rPr>
+        <w:t>ChgOffPrinGr</w:t>
+      </w:r>
+      <w:r>
+        <w:t xml:space="preserve"> — all populated only after charge-off — and does not state that they were excluded from the feature set. Either path would produce a result of this magnitude.</w:t>
+      </w:r>
+    </w:p>
+    <w:p>
+      <w:r>
+        <w:t xml:space="preserve">We therefore make the narrow claim the evidence supports. A result in this region, from a model able to split on exact term values and ranking that field first, </w:t>
+      </w:r>
+      <w:r>
+        <w:rPr>
+          <w:b/>
+        </w:rPr>
+        <w:t>cannot be distinguished from the artefact on published information alone</w:t>
+      </w:r>
+      <w:r>
+        <w:t>. That this cannot be settled from a published methods section is itself the argument for recommendation 4 below: without a meaningless-variable probe, a reader has no way to tell an artefact from a finding.</w:t>
+      </w:r>
+    </w:p>
+    <w:p>
+      <w:r>
+        <w:t xml:space="preserve">Published results on this dataset obtained from tree-based models with </w:t>
       </w:r>
       <w:r>
         <w:rPr>
@@ -3053,7 +3967,22 @@
     </w:p>
     <w:p>
       <w:r>
-        <w:t>*Additional references to be completed on submission: general treatments of target leakage in applied machine learning; prior published results on the SBA National dataset that would be affected by this finding, identified through a systematic search.*</w:t>
+        <w:t>[5] T. T. Yussuph, "Leveraging machine learning algorithm to enable access to credit for small businesses in the United States of America," *International Journal on Cybernetics &amp; Informatics*, vol. 13, no. 1, pp. 53-66, 2024, doi:10.5121/ijci.2024.130105.</w:t>
+      </w:r>
+    </w:p>
+    <w:p>
+      <w:r>
+        <w:t xml:space="preserve">*Additional references to be completed on submission: general treatments of target leakage in applied machine learning. The search for affected published work is recorded in </w:t>
+      </w:r>
+      <w:r>
+        <w:rPr>
+          <w:rFonts w:ascii="Consolas" w:hAnsi="Consolas"/>
+          <w:sz w:val="19"/>
+        </w:rPr>
+        <w:t>docs/07-paper/affected-work-search.md</w:t>
+      </w:r>
+      <w:r>
+        <w:t>; two candidates remain unobtainable without library access.*</w:t>
       </w:r>
     </w:p>
     <w:p/>
@@ -3079,7 +4008,7 @@
         <w:t>`</w:t>
       </w:r>
       <w:r>
-        <w:t xml:space="preserve"> research/src/prepare_sba.py        # cleaning, leakage-column removal, censoring flags research/src/leakage_analysis.py   # Sections IV-B, IV-C, IV-D research/src/benchmark.py          # Section V research/src/make_figures.py       # figures </w:t>
+        <w:t xml:space="preserve"> research/src/prepare_sba.py        # cleaning, leakage-column removal, censoring flags research/src/leakage_analysis.py   # Sections IV-B, IV-C, IV-F research/src/sba_foia_replication.py # Section IV-E research/src/modulus_probe.py      # Section IV-D research/src/benchmark.py          # Section V research/src/make_figures.py       # figures </w:t>
       </w:r>
       <w:r>
         <w:rPr>
@@ -3119,25 +4048,25 @@
         <w:rPr>
           <w:b/>
         </w:rPr>
-        <w:t>Systematic search for affected published work.</w:t>
+        <w:t>Systematic search for affected published work — PARTLY DONE.</w:t>
       </w:r>
       <w:r>
-        <w:t xml:space="preserve"> §VIII asserts that published</w:t>
+        <w:t xml:space="preserve"> One study</w:t>
       </w:r>
     </w:p>
     <w:p>
       <w:r>
-        <w:t xml:space="preserve">results warrant re-examination. Identify specific papers reporting tree-based models on this dataset with </w:t>
+        <w:t xml:space="preserve">(Yussuph 2024) is verified by full text and cited in §VIII-A; four are excluded by full text; two could not be retrieved without library access (Zhou et al. 2023 via ResearchGate, and *Mathematics* 12(21) 3423, which returns 403). Retrieve both before submission and re-run the check with </w:t>
       </w:r>
       <w:r>
         <w:rPr>
           <w:rFonts w:ascii="Consolas" w:hAnsi="Consolas"/>
           <w:sz w:val="19"/>
         </w:rPr>
-        <w:t>Term</w:t>
+        <w:t>scripts/read_pdf.py</w:t>
       </w:r>
       <w:r>
-        <w:t xml:space="preserve"> included, and cite them. Reviewers will expect this and the claim is weak without it.</w:t>
+        <w:t>. A database search (Scopus, Web of Science, IEEE Xplore) has still not been run and is what a reviewer will expect of a claim framed as systematic.</w:t>
       </w:r>
     </w:p>
     <w:p>
@@ -3151,12 +4080,12 @@
         <w:t>Contact the SBA or the dataset authors</w:t>
       </w:r>
       <w:r>
-        <w:t xml:space="preserve"> about the mechanism. A reply</w:t>
+        <w:t xml:space="preserve"> about the mechanism — now a</w:t>
       </w:r>
     </w:p>
     <w:p>
       <w:r>
-        <w:t>converts §IV-D from an open question into a complete account and materially strengthens the paper.</w:t>
+        <w:t>narrower question than it was. §IV-E establishes that the artefact is in the SBA's own FOIA publication and absent from the 504 programme, which points at a servicing or restructuring process acting on 7(a) records. What remains is confirmation of which process, and only the agency can supply that.</w:t>
       </w:r>
     </w:p>
     <w:p>
